--- a/B&W Kit/UNDERCITY_Binder_MED_BW.docx
+++ b/B&W Kit/UNDERCITY_Binder_MED_BW.docx
@@ -7794,9 +7794,9 @@
             <w:tcW w:type="dxa" w:w="3000"/>
             <w:shd w:fill="E6E6E6" w:color="auto" w:val="clear"/>
             <w:tcMar>
-              <w:top w:type="dxa" w:w="30"/>
+              <w:top w:type="dxa" w:w="20"/>
               <w:left w:type="dxa" w:w="110"/>
-              <w:bottom w:type="dxa" w:w="30"/>
+              <w:bottom w:type="dxa" w:w="20"/>
               <w:right w:type="dxa" w:w="90"/>
             </w:tcMar>
             <w:vAlign w:val="center"/>
@@ -7824,9 +7824,9 @@
             <w:gridSpan w:val="2"/>
             <w:shd w:fill="E6E6E6" w:color="auto" w:val="clear"/>
             <w:tcMar>
-              <w:top w:type="dxa" w:w="30"/>
+              <w:top w:type="dxa" w:w="20"/>
               <w:left w:type="dxa" w:w="110"/>
-              <w:bottom w:type="dxa" w:w="30"/>
+              <w:bottom w:type="dxa" w:w="20"/>
               <w:right w:type="dxa" w:w="90"/>
             </w:tcMar>
             <w:vAlign w:val="center"/>
@@ -7857,16 +7857,16 @@
           <w:tcPr>
             <w:tcW w:type="dxa" w:w="3000"/>
             <w:tcMar>
-              <w:top w:type="dxa" w:w="35"/>
+              <w:top w:type="dxa" w:w="25"/>
               <w:left w:type="dxa" w:w="110"/>
-              <w:bottom w:type="dxa" w:w="45"/>
-              <w:right w:type="dxa" w:w="90"/>
-            </w:tcMar>
-            <w:vAlign w:val="top"/>
-          </w:tcPr>
-          <w:p>
-            <w:pPr>
-              <w:spacing w:after="10"/>
+              <w:bottom w:type="dxa" w:w="30"/>
+              <w:right w:type="dxa" w:w="90"/>
+            </w:tcMar>
+            <w:vAlign w:val="top"/>
+          </w:tcPr>
+          <w:p>
+            <w:pPr>
+              <w:spacing w:after="0"/>
             </w:pPr>
             <w:r>
               <w:rPr>
@@ -7902,16 +7902,16 @@
           <w:tcPr>
             <w:tcW w:type="dxa" w:w="3000"/>
             <w:tcMar>
-              <w:top w:type="dxa" w:w="35"/>
+              <w:top w:type="dxa" w:w="25"/>
               <w:left w:type="dxa" w:w="110"/>
-              <w:bottom w:type="dxa" w:w="45"/>
-              <w:right w:type="dxa" w:w="90"/>
-            </w:tcMar>
-            <w:vAlign w:val="top"/>
-          </w:tcPr>
-          <w:p>
-            <w:pPr>
-              <w:spacing w:after="10"/>
+              <w:bottom w:type="dxa" w:w="30"/>
+              <w:right w:type="dxa" w:w="90"/>
+            </w:tcMar>
+            <w:vAlign w:val="top"/>
+          </w:tcPr>
+          <w:p>
+            <w:pPr>
+              <w:spacing w:after="0"/>
             </w:pPr>
             <w:r>
               <w:rPr>
@@ -7947,16 +7947,16 @@
           <w:tcPr>
             <w:tcW w:type="dxa" w:w="3000"/>
             <w:tcMar>
-              <w:top w:type="dxa" w:w="35"/>
+              <w:top w:type="dxa" w:w="25"/>
               <w:left w:type="dxa" w:w="110"/>
-              <w:bottom w:type="dxa" w:w="45"/>
-              <w:right w:type="dxa" w:w="90"/>
-            </w:tcMar>
-            <w:vAlign w:val="top"/>
-          </w:tcPr>
-          <w:p>
-            <w:pPr>
-              <w:spacing w:after="10"/>
+              <w:bottom w:type="dxa" w:w="30"/>
+              <w:right w:type="dxa" w:w="90"/>
+            </w:tcMar>
+            <w:vAlign w:val="top"/>
+          </w:tcPr>
+          <w:p>
+            <w:pPr>
+              <w:spacing w:after="0"/>
             </w:pPr>
             <w:r>
               <w:rPr>
@@ -8019,16 +8019,16 @@
           <w:tcPr>
             <w:tcW w:type="dxa" w:w="3000"/>
             <w:tcMar>
-              <w:top w:type="dxa" w:w="35"/>
+              <w:top w:type="dxa" w:w="25"/>
               <w:left w:type="dxa" w:w="110"/>
-              <w:bottom w:type="dxa" w:w="45"/>
-              <w:right w:type="dxa" w:w="90"/>
-            </w:tcMar>
-            <w:vAlign w:val="top"/>
-          </w:tcPr>
-          <w:p>
-            <w:pPr>
-              <w:spacing w:after="10"/>
+              <w:bottom w:type="dxa" w:w="30"/>
+              <w:right w:type="dxa" w:w="90"/>
+            </w:tcMar>
+            <w:vAlign w:val="top"/>
+          </w:tcPr>
+          <w:p>
+            <w:pPr>
+              <w:spacing w:after="0"/>
             </w:pPr>
             <w:r>
               <w:rPr>
@@ -8064,16 +8064,16 @@
           <w:tcPr>
             <w:tcW w:type="dxa" w:w="3000"/>
             <w:tcMar>
-              <w:top w:type="dxa" w:w="35"/>
+              <w:top w:type="dxa" w:w="25"/>
               <w:left w:type="dxa" w:w="110"/>
-              <w:bottom w:type="dxa" w:w="45"/>
-              <w:right w:type="dxa" w:w="90"/>
-            </w:tcMar>
-            <w:vAlign w:val="top"/>
-          </w:tcPr>
-          <w:p>
-            <w:pPr>
-              <w:spacing w:after="10"/>
+              <w:bottom w:type="dxa" w:w="30"/>
+              <w:right w:type="dxa" w:w="90"/>
+            </w:tcMar>
+            <w:vAlign w:val="top"/>
+          </w:tcPr>
+          <w:p>
+            <w:pPr>
+              <w:spacing w:after="0"/>
             </w:pPr>
             <w:r>
               <w:rPr>
@@ -8109,16 +8109,16 @@
           <w:tcPr>
             <w:tcW w:type="dxa" w:w="3000"/>
             <w:tcMar>
-              <w:top w:type="dxa" w:w="35"/>
+              <w:top w:type="dxa" w:w="25"/>
               <w:left w:type="dxa" w:w="110"/>
-              <w:bottom w:type="dxa" w:w="45"/>
-              <w:right w:type="dxa" w:w="90"/>
-            </w:tcMar>
-            <w:vAlign w:val="top"/>
-          </w:tcPr>
-          <w:p>
-            <w:pPr>
-              <w:spacing w:after="10"/>
+              <w:bottom w:type="dxa" w:w="30"/>
+              <w:right w:type="dxa" w:w="90"/>
+            </w:tcMar>
+            <w:vAlign w:val="top"/>
+          </w:tcPr>
+          <w:p>
+            <w:pPr>
+              <w:spacing w:after="0"/>
             </w:pPr>
             <w:r>
               <w:rPr>
@@ -8154,7 +8154,7 @@
     </w:tbl>
     <w:p>
       <w:pPr>
-        <w:spacing w:after="40"/>
+        <w:spacing w:after="24"/>
       </w:pPr>
     </w:p>
     <w:tbl>
@@ -8183,9 +8183,9 @@
             <w:tcW w:type="dxa" w:w="3000"/>
             <w:shd w:fill="E6E6E6" w:color="auto" w:val="clear"/>
             <w:tcMar>
-              <w:top w:type="dxa" w:w="30"/>
+              <w:top w:type="dxa" w:w="20"/>
               <w:left w:type="dxa" w:w="110"/>
-              <w:bottom w:type="dxa" w:w="30"/>
+              <w:bottom w:type="dxa" w:w="20"/>
               <w:right w:type="dxa" w:w="90"/>
             </w:tcMar>
             <w:vAlign w:val="center"/>
@@ -8213,9 +8213,9 @@
             <w:gridSpan w:val="2"/>
             <w:shd w:fill="E6E6E6" w:color="auto" w:val="clear"/>
             <w:tcMar>
-              <w:top w:type="dxa" w:w="30"/>
+              <w:top w:type="dxa" w:w="20"/>
               <w:left w:type="dxa" w:w="110"/>
-              <w:bottom w:type="dxa" w:w="30"/>
+              <w:bottom w:type="dxa" w:w="20"/>
               <w:right w:type="dxa" w:w="90"/>
             </w:tcMar>
             <w:vAlign w:val="center"/>
@@ -8246,16 +8246,16 @@
           <w:tcPr>
             <w:tcW w:type="dxa" w:w="3000"/>
             <w:tcMar>
-              <w:top w:type="dxa" w:w="35"/>
+              <w:top w:type="dxa" w:w="25"/>
               <w:left w:type="dxa" w:w="110"/>
-              <w:bottom w:type="dxa" w:w="45"/>
-              <w:right w:type="dxa" w:w="90"/>
-            </w:tcMar>
-            <w:vAlign w:val="top"/>
-          </w:tcPr>
-          <w:p>
-            <w:pPr>
-              <w:spacing w:after="10"/>
+              <w:bottom w:type="dxa" w:w="30"/>
+              <w:right w:type="dxa" w:w="90"/>
+            </w:tcMar>
+            <w:vAlign w:val="top"/>
+          </w:tcPr>
+          <w:p>
+            <w:pPr>
+              <w:spacing w:after="0"/>
             </w:pPr>
             <w:r>
               <w:rPr>
@@ -8291,16 +8291,16 @@
           <w:tcPr>
             <w:tcW w:type="dxa" w:w="3000"/>
             <w:tcMar>
-              <w:top w:type="dxa" w:w="35"/>
+              <w:top w:type="dxa" w:w="25"/>
               <w:left w:type="dxa" w:w="110"/>
-              <w:bottom w:type="dxa" w:w="45"/>
-              <w:right w:type="dxa" w:w="90"/>
-            </w:tcMar>
-            <w:vAlign w:val="top"/>
-          </w:tcPr>
-          <w:p>
-            <w:pPr>
-              <w:spacing w:after="10"/>
+              <w:bottom w:type="dxa" w:w="30"/>
+              <w:right w:type="dxa" w:w="90"/>
+            </w:tcMar>
+            <w:vAlign w:val="top"/>
+          </w:tcPr>
+          <w:p>
+            <w:pPr>
+              <w:spacing w:after="0"/>
             </w:pPr>
             <w:r>
               <w:rPr>
@@ -8336,16 +8336,16 @@
           <w:tcPr>
             <w:tcW w:type="dxa" w:w="3000"/>
             <w:tcMar>
-              <w:top w:type="dxa" w:w="35"/>
+              <w:top w:type="dxa" w:w="25"/>
               <w:left w:type="dxa" w:w="110"/>
-              <w:bottom w:type="dxa" w:w="45"/>
-              <w:right w:type="dxa" w:w="90"/>
-            </w:tcMar>
-            <w:vAlign w:val="top"/>
-          </w:tcPr>
-          <w:p>
-            <w:pPr>
-              <w:spacing w:after="10"/>
+              <w:bottom w:type="dxa" w:w="30"/>
+              <w:right w:type="dxa" w:w="90"/>
+            </w:tcMar>
+            <w:vAlign w:val="top"/>
+          </w:tcPr>
+          <w:p>
+            <w:pPr>
+              <w:spacing w:after="0"/>
             </w:pPr>
             <w:r>
               <w:rPr>
@@ -8430,16 +8430,16 @@
           <w:tcPr>
             <w:tcW w:type="dxa" w:w="3000"/>
             <w:tcMar>
-              <w:top w:type="dxa" w:w="35"/>
+              <w:top w:type="dxa" w:w="25"/>
               <w:left w:type="dxa" w:w="110"/>
-              <w:bottom w:type="dxa" w:w="45"/>
-              <w:right w:type="dxa" w:w="90"/>
-            </w:tcMar>
-            <w:vAlign w:val="top"/>
-          </w:tcPr>
-          <w:p>
-            <w:pPr>
-              <w:spacing w:after="10"/>
+              <w:bottom w:type="dxa" w:w="30"/>
+              <w:right w:type="dxa" w:w="90"/>
+            </w:tcMar>
+            <w:vAlign w:val="top"/>
+          </w:tcPr>
+          <w:p>
+            <w:pPr>
+              <w:spacing w:after="0"/>
             </w:pPr>
             <w:r>
               <w:rPr>
@@ -8475,16 +8475,16 @@
           <w:tcPr>
             <w:tcW w:type="dxa" w:w="3000"/>
             <w:tcMar>
-              <w:top w:type="dxa" w:w="35"/>
+              <w:top w:type="dxa" w:w="25"/>
               <w:left w:type="dxa" w:w="110"/>
-              <w:bottom w:type="dxa" w:w="45"/>
-              <w:right w:type="dxa" w:w="90"/>
-            </w:tcMar>
-            <w:vAlign w:val="top"/>
-          </w:tcPr>
-          <w:p>
-            <w:pPr>
-              <w:spacing w:after="10"/>
+              <w:bottom w:type="dxa" w:w="30"/>
+              <w:right w:type="dxa" w:w="90"/>
+            </w:tcMar>
+            <w:vAlign w:val="top"/>
+          </w:tcPr>
+          <w:p>
+            <w:pPr>
+              <w:spacing w:after="0"/>
             </w:pPr>
             <w:r>
               <w:rPr>
@@ -8520,16 +8520,16 @@
           <w:tcPr>
             <w:tcW w:type="dxa" w:w="3000"/>
             <w:tcMar>
-              <w:top w:type="dxa" w:w="35"/>
+              <w:top w:type="dxa" w:w="25"/>
               <w:left w:type="dxa" w:w="110"/>
-              <w:bottom w:type="dxa" w:w="45"/>
-              <w:right w:type="dxa" w:w="90"/>
-            </w:tcMar>
-            <w:vAlign w:val="top"/>
-          </w:tcPr>
-          <w:p>
-            <w:pPr>
-              <w:spacing w:after="10"/>
+              <w:bottom w:type="dxa" w:w="30"/>
+              <w:right w:type="dxa" w:w="90"/>
+            </w:tcMar>
+            <w:vAlign w:val="top"/>
+          </w:tcPr>
+          <w:p>
+            <w:pPr>
+              <w:spacing w:after="0"/>
             </w:pPr>
             <w:r>
               <w:rPr>
@@ -8565,7 +8565,7 @@
     </w:tbl>
     <w:p>
       <w:pPr>
-        <w:spacing w:after="40"/>
+        <w:spacing w:after="24"/>
       </w:pPr>
     </w:p>
     <w:tbl>
@@ -8594,9 +8594,9 @@
             <w:tcW w:type="dxa" w:w="3000"/>
             <w:shd w:fill="E6E6E6" w:color="auto" w:val="clear"/>
             <w:tcMar>
-              <w:top w:type="dxa" w:w="30"/>
+              <w:top w:type="dxa" w:w="20"/>
               <w:left w:type="dxa" w:w="110"/>
-              <w:bottom w:type="dxa" w:w="30"/>
+              <w:bottom w:type="dxa" w:w="20"/>
               <w:right w:type="dxa" w:w="90"/>
             </w:tcMar>
             <w:vAlign w:val="center"/>
@@ -8624,9 +8624,9 @@
             <w:gridSpan w:val="2"/>
             <w:shd w:fill="E6E6E6" w:color="auto" w:val="clear"/>
             <w:tcMar>
-              <w:top w:type="dxa" w:w="30"/>
+              <w:top w:type="dxa" w:w="20"/>
               <w:left w:type="dxa" w:w="110"/>
-              <w:bottom w:type="dxa" w:w="30"/>
+              <w:bottom w:type="dxa" w:w="20"/>
               <w:right w:type="dxa" w:w="90"/>
             </w:tcMar>
             <w:vAlign w:val="center"/>
@@ -8657,16 +8657,16 @@
           <w:tcPr>
             <w:tcW w:type="dxa" w:w="3000"/>
             <w:tcMar>
-              <w:top w:type="dxa" w:w="35"/>
+              <w:top w:type="dxa" w:w="25"/>
               <w:left w:type="dxa" w:w="110"/>
-              <w:bottom w:type="dxa" w:w="45"/>
-              <w:right w:type="dxa" w:w="90"/>
-            </w:tcMar>
-            <w:vAlign w:val="top"/>
-          </w:tcPr>
-          <w:p>
-            <w:pPr>
-              <w:spacing w:after="10"/>
+              <w:bottom w:type="dxa" w:w="30"/>
+              <w:right w:type="dxa" w:w="90"/>
+            </w:tcMar>
+            <w:vAlign w:val="top"/>
+          </w:tcPr>
+          <w:p>
+            <w:pPr>
+              <w:spacing w:after="0"/>
             </w:pPr>
             <w:r>
               <w:rPr>
@@ -8702,16 +8702,16 @@
           <w:tcPr>
             <w:tcW w:type="dxa" w:w="3000"/>
             <w:tcMar>
-              <w:top w:type="dxa" w:w="35"/>
+              <w:top w:type="dxa" w:w="25"/>
               <w:left w:type="dxa" w:w="110"/>
-              <w:bottom w:type="dxa" w:w="45"/>
-              <w:right w:type="dxa" w:w="90"/>
-            </w:tcMar>
-            <w:vAlign w:val="top"/>
-          </w:tcPr>
-          <w:p>
-            <w:pPr>
-              <w:spacing w:after="10"/>
+              <w:bottom w:type="dxa" w:w="30"/>
+              <w:right w:type="dxa" w:w="90"/>
+            </w:tcMar>
+            <w:vAlign w:val="top"/>
+          </w:tcPr>
+          <w:p>
+            <w:pPr>
+              <w:spacing w:after="0"/>
             </w:pPr>
             <w:r>
               <w:rPr>
@@ -8747,16 +8747,16 @@
           <w:tcPr>
             <w:tcW w:type="dxa" w:w="3000"/>
             <w:tcMar>
-              <w:top w:type="dxa" w:w="35"/>
+              <w:top w:type="dxa" w:w="25"/>
               <w:left w:type="dxa" w:w="110"/>
-              <w:bottom w:type="dxa" w:w="45"/>
-              <w:right w:type="dxa" w:w="90"/>
-            </w:tcMar>
-            <w:vAlign w:val="top"/>
-          </w:tcPr>
-          <w:p>
-            <w:pPr>
-              <w:spacing w:after="10"/>
+              <w:bottom w:type="dxa" w:w="30"/>
+              <w:right w:type="dxa" w:w="90"/>
+            </w:tcMar>
+            <w:vAlign w:val="top"/>
+          </w:tcPr>
+          <w:p>
+            <w:pPr>
+              <w:spacing w:after="0"/>
             </w:pPr>
             <w:r>
               <w:rPr>
@@ -8841,16 +8841,16 @@
           <w:tcPr>
             <w:tcW w:type="dxa" w:w="3000"/>
             <w:tcMar>
-              <w:top w:type="dxa" w:w="35"/>
+              <w:top w:type="dxa" w:w="25"/>
               <w:left w:type="dxa" w:w="110"/>
-              <w:bottom w:type="dxa" w:w="45"/>
-              <w:right w:type="dxa" w:w="90"/>
-            </w:tcMar>
-            <w:vAlign w:val="top"/>
-          </w:tcPr>
-          <w:p>
-            <w:pPr>
-              <w:spacing w:after="10"/>
+              <w:bottom w:type="dxa" w:w="30"/>
+              <w:right w:type="dxa" w:w="90"/>
+            </w:tcMar>
+            <w:vAlign w:val="top"/>
+          </w:tcPr>
+          <w:p>
+            <w:pPr>
+              <w:spacing w:after="0"/>
             </w:pPr>
             <w:r>
               <w:rPr>
@@ -8886,16 +8886,16 @@
           <w:tcPr>
             <w:tcW w:type="dxa" w:w="3000"/>
             <w:tcMar>
-              <w:top w:type="dxa" w:w="35"/>
+              <w:top w:type="dxa" w:w="25"/>
               <w:left w:type="dxa" w:w="110"/>
-              <w:bottom w:type="dxa" w:w="45"/>
-              <w:right w:type="dxa" w:w="90"/>
-            </w:tcMar>
-            <w:vAlign w:val="top"/>
-          </w:tcPr>
-          <w:p>
-            <w:pPr>
-              <w:spacing w:after="10"/>
+              <w:bottom w:type="dxa" w:w="30"/>
+              <w:right w:type="dxa" w:w="90"/>
+            </w:tcMar>
+            <w:vAlign w:val="top"/>
+          </w:tcPr>
+          <w:p>
+            <w:pPr>
+              <w:spacing w:after="0"/>
             </w:pPr>
             <w:r>
               <w:rPr>
@@ -8931,16 +8931,16 @@
           <w:tcPr>
             <w:tcW w:type="dxa" w:w="3000"/>
             <w:tcMar>
-              <w:top w:type="dxa" w:w="35"/>
+              <w:top w:type="dxa" w:w="25"/>
               <w:left w:type="dxa" w:w="110"/>
-              <w:bottom w:type="dxa" w:w="45"/>
-              <w:right w:type="dxa" w:w="90"/>
-            </w:tcMar>
-            <w:vAlign w:val="top"/>
-          </w:tcPr>
-          <w:p>
-            <w:pPr>
-              <w:spacing w:after="10"/>
+              <w:bottom w:type="dxa" w:w="30"/>
+              <w:right w:type="dxa" w:w="90"/>
+            </w:tcMar>
+            <w:vAlign w:val="top"/>
+          </w:tcPr>
+          <w:p>
+            <w:pPr>
+              <w:spacing w:after="0"/>
             </w:pPr>
             <w:r>
               <w:rPr>
@@ -8976,7 +8976,7 @@
     </w:tbl>
     <w:p>
       <w:pPr>
-        <w:spacing w:after="40"/>
+        <w:spacing w:after="24"/>
       </w:pPr>
     </w:p>
     <w:tbl>
@@ -9005,9 +9005,9 @@
             <w:tcW w:type="dxa" w:w="3000"/>
             <w:shd w:fill="E6E6E6" w:color="auto" w:val="clear"/>
             <w:tcMar>
-              <w:top w:type="dxa" w:w="30"/>
+              <w:top w:type="dxa" w:w="20"/>
               <w:left w:type="dxa" w:w="110"/>
-              <w:bottom w:type="dxa" w:w="30"/>
+              <w:bottom w:type="dxa" w:w="20"/>
               <w:right w:type="dxa" w:w="90"/>
             </w:tcMar>
             <w:vAlign w:val="center"/>
@@ -9035,9 +9035,9 @@
             <w:gridSpan w:val="2"/>
             <w:shd w:fill="E6E6E6" w:color="auto" w:val="clear"/>
             <w:tcMar>
-              <w:top w:type="dxa" w:w="30"/>
+              <w:top w:type="dxa" w:w="20"/>
               <w:left w:type="dxa" w:w="110"/>
-              <w:bottom w:type="dxa" w:w="30"/>
+              <w:bottom w:type="dxa" w:w="20"/>
               <w:right w:type="dxa" w:w="90"/>
             </w:tcMar>
             <w:vAlign w:val="center"/>
@@ -9068,16 +9068,16 @@
           <w:tcPr>
             <w:tcW w:type="dxa" w:w="3000"/>
             <w:tcMar>
-              <w:top w:type="dxa" w:w="35"/>
+              <w:top w:type="dxa" w:w="25"/>
               <w:left w:type="dxa" w:w="110"/>
-              <w:bottom w:type="dxa" w:w="45"/>
-              <w:right w:type="dxa" w:w="90"/>
-            </w:tcMar>
-            <w:vAlign w:val="top"/>
-          </w:tcPr>
-          <w:p>
-            <w:pPr>
-              <w:spacing w:after="10"/>
+              <w:bottom w:type="dxa" w:w="30"/>
+              <w:right w:type="dxa" w:w="90"/>
+            </w:tcMar>
+            <w:vAlign w:val="top"/>
+          </w:tcPr>
+          <w:p>
+            <w:pPr>
+              <w:spacing w:after="0"/>
             </w:pPr>
             <w:r>
               <w:rPr>
@@ -9113,16 +9113,16 @@
           <w:tcPr>
             <w:tcW w:type="dxa" w:w="3000"/>
             <w:tcMar>
-              <w:top w:type="dxa" w:w="35"/>
+              <w:top w:type="dxa" w:w="25"/>
               <w:left w:type="dxa" w:w="110"/>
-              <w:bottom w:type="dxa" w:w="45"/>
-              <w:right w:type="dxa" w:w="90"/>
-            </w:tcMar>
-            <w:vAlign w:val="top"/>
-          </w:tcPr>
-          <w:p>
-            <w:pPr>
-              <w:spacing w:after="10"/>
+              <w:bottom w:type="dxa" w:w="30"/>
+              <w:right w:type="dxa" w:w="90"/>
+            </w:tcMar>
+            <w:vAlign w:val="top"/>
+          </w:tcPr>
+          <w:p>
+            <w:pPr>
+              <w:spacing w:after="0"/>
             </w:pPr>
             <w:r>
               <w:rPr>
@@ -9158,16 +9158,16 @@
           <w:tcPr>
             <w:tcW w:type="dxa" w:w="3000"/>
             <w:tcMar>
-              <w:top w:type="dxa" w:w="35"/>
+              <w:top w:type="dxa" w:w="25"/>
               <w:left w:type="dxa" w:w="110"/>
-              <w:bottom w:type="dxa" w:w="45"/>
-              <w:right w:type="dxa" w:w="90"/>
-            </w:tcMar>
-            <w:vAlign w:val="top"/>
-          </w:tcPr>
-          <w:p>
-            <w:pPr>
-              <w:spacing w:after="10"/>
+              <w:bottom w:type="dxa" w:w="30"/>
+              <w:right w:type="dxa" w:w="90"/>
+            </w:tcMar>
+            <w:vAlign w:val="top"/>
+          </w:tcPr>
+          <w:p>
+            <w:pPr>
+              <w:spacing w:after="0"/>
             </w:pPr>
             <w:r>
               <w:rPr>
@@ -9252,16 +9252,16 @@
           <w:tcPr>
             <w:tcW w:type="dxa" w:w="3000"/>
             <w:tcMar>
-              <w:top w:type="dxa" w:w="35"/>
+              <w:top w:type="dxa" w:w="25"/>
               <w:left w:type="dxa" w:w="110"/>
-              <w:bottom w:type="dxa" w:w="45"/>
-              <w:right w:type="dxa" w:w="90"/>
-            </w:tcMar>
-            <w:vAlign w:val="top"/>
-          </w:tcPr>
-          <w:p>
-            <w:pPr>
-              <w:spacing w:after="10"/>
+              <w:bottom w:type="dxa" w:w="30"/>
+              <w:right w:type="dxa" w:w="90"/>
+            </w:tcMar>
+            <w:vAlign w:val="top"/>
+          </w:tcPr>
+          <w:p>
+            <w:pPr>
+              <w:spacing w:after="0"/>
             </w:pPr>
             <w:r>
               <w:rPr>
@@ -9297,16 +9297,16 @@
           <w:tcPr>
             <w:tcW w:type="dxa" w:w="3000"/>
             <w:tcMar>
-              <w:top w:type="dxa" w:w="35"/>
+              <w:top w:type="dxa" w:w="25"/>
               <w:left w:type="dxa" w:w="110"/>
-              <w:bottom w:type="dxa" w:w="45"/>
-              <w:right w:type="dxa" w:w="90"/>
-            </w:tcMar>
-            <w:vAlign w:val="top"/>
-          </w:tcPr>
-          <w:p>
-            <w:pPr>
-              <w:spacing w:after="10"/>
+              <w:bottom w:type="dxa" w:w="30"/>
+              <w:right w:type="dxa" w:w="90"/>
+            </w:tcMar>
+            <w:vAlign w:val="top"/>
+          </w:tcPr>
+          <w:p>
+            <w:pPr>
+              <w:spacing w:after="0"/>
             </w:pPr>
             <w:r>
               <w:rPr>
@@ -9342,16 +9342,16 @@
           <w:tcPr>
             <w:tcW w:type="dxa" w:w="3000"/>
             <w:tcMar>
-              <w:top w:type="dxa" w:w="35"/>
+              <w:top w:type="dxa" w:w="25"/>
               <w:left w:type="dxa" w:w="110"/>
-              <w:bottom w:type="dxa" w:w="45"/>
-              <w:right w:type="dxa" w:w="90"/>
-            </w:tcMar>
-            <w:vAlign w:val="top"/>
-          </w:tcPr>
-          <w:p>
-            <w:pPr>
-              <w:spacing w:after="10"/>
+              <w:bottom w:type="dxa" w:w="30"/>
+              <w:right w:type="dxa" w:w="90"/>
+            </w:tcMar>
+            <w:vAlign w:val="top"/>
+          </w:tcPr>
+          <w:p>
+            <w:pPr>
+              <w:spacing w:after="0"/>
             </w:pPr>
             <w:r>
               <w:rPr>
@@ -9387,7 +9387,7 @@
     </w:tbl>
     <w:p>
       <w:pPr>
-        <w:spacing w:after="40"/>
+        <w:spacing w:after="24"/>
       </w:pPr>
     </w:p>
     <w:tbl>
@@ -9416,9 +9416,9 @@
             <w:tcW w:type="dxa" w:w="3000"/>
             <w:shd w:fill="E6E6E6" w:color="auto" w:val="clear"/>
             <w:tcMar>
-              <w:top w:type="dxa" w:w="30"/>
+              <w:top w:type="dxa" w:w="20"/>
               <w:left w:type="dxa" w:w="110"/>
-              <w:bottom w:type="dxa" w:w="30"/>
+              <w:bottom w:type="dxa" w:w="20"/>
               <w:right w:type="dxa" w:w="90"/>
             </w:tcMar>
             <w:vAlign w:val="center"/>
@@ -9446,9 +9446,9 @@
             <w:gridSpan w:val="2"/>
             <w:shd w:fill="E6E6E6" w:color="auto" w:val="clear"/>
             <w:tcMar>
-              <w:top w:type="dxa" w:w="30"/>
+              <w:top w:type="dxa" w:w="20"/>
               <w:left w:type="dxa" w:w="110"/>
-              <w:bottom w:type="dxa" w:w="30"/>
+              <w:bottom w:type="dxa" w:w="20"/>
               <w:right w:type="dxa" w:w="90"/>
             </w:tcMar>
             <w:vAlign w:val="center"/>
@@ -9479,16 +9479,16 @@
           <w:tcPr>
             <w:tcW w:type="dxa" w:w="3000"/>
             <w:tcMar>
-              <w:top w:type="dxa" w:w="35"/>
+              <w:top w:type="dxa" w:w="25"/>
               <w:left w:type="dxa" w:w="110"/>
-              <w:bottom w:type="dxa" w:w="45"/>
-              <w:right w:type="dxa" w:w="90"/>
-            </w:tcMar>
-            <w:vAlign w:val="top"/>
-          </w:tcPr>
-          <w:p>
-            <w:pPr>
-              <w:spacing w:after="10"/>
+              <w:bottom w:type="dxa" w:w="30"/>
+              <w:right w:type="dxa" w:w="90"/>
+            </w:tcMar>
+            <w:vAlign w:val="top"/>
+          </w:tcPr>
+          <w:p>
+            <w:pPr>
+              <w:spacing w:after="0"/>
             </w:pPr>
             <w:r>
               <w:rPr>
@@ -9524,16 +9524,16 @@
           <w:tcPr>
             <w:tcW w:type="dxa" w:w="3000"/>
             <w:tcMar>
-              <w:top w:type="dxa" w:w="35"/>
+              <w:top w:type="dxa" w:w="25"/>
               <w:left w:type="dxa" w:w="110"/>
-              <w:bottom w:type="dxa" w:w="45"/>
-              <w:right w:type="dxa" w:w="90"/>
-            </w:tcMar>
-            <w:vAlign w:val="top"/>
-          </w:tcPr>
-          <w:p>
-            <w:pPr>
-              <w:spacing w:after="10"/>
+              <w:bottom w:type="dxa" w:w="30"/>
+              <w:right w:type="dxa" w:w="90"/>
+            </w:tcMar>
+            <w:vAlign w:val="top"/>
+          </w:tcPr>
+          <w:p>
+            <w:pPr>
+              <w:spacing w:after="0"/>
             </w:pPr>
             <w:r>
               <w:rPr>
@@ -9569,16 +9569,16 @@
           <w:tcPr>
             <w:tcW w:type="dxa" w:w="3000"/>
             <w:tcMar>
-              <w:top w:type="dxa" w:w="35"/>
+              <w:top w:type="dxa" w:w="25"/>
               <w:left w:type="dxa" w:w="110"/>
-              <w:bottom w:type="dxa" w:w="45"/>
-              <w:right w:type="dxa" w:w="90"/>
-            </w:tcMar>
-            <w:vAlign w:val="top"/>
-          </w:tcPr>
-          <w:p>
-            <w:pPr>
-              <w:spacing w:after="10"/>
+              <w:bottom w:type="dxa" w:w="30"/>
+              <w:right w:type="dxa" w:w="90"/>
+            </w:tcMar>
+            <w:vAlign w:val="top"/>
+          </w:tcPr>
+          <w:p>
+            <w:pPr>
+              <w:spacing w:after="0"/>
             </w:pPr>
             <w:r>
               <w:rPr>
@@ -9663,16 +9663,16 @@
           <w:tcPr>
             <w:tcW w:type="dxa" w:w="3000"/>
             <w:tcMar>
-              <w:top w:type="dxa" w:w="35"/>
+              <w:top w:type="dxa" w:w="25"/>
               <w:left w:type="dxa" w:w="110"/>
-              <w:bottom w:type="dxa" w:w="45"/>
-              <w:right w:type="dxa" w:w="90"/>
-            </w:tcMar>
-            <w:vAlign w:val="top"/>
-          </w:tcPr>
-          <w:p>
-            <w:pPr>
-              <w:spacing w:after="10"/>
+              <w:bottom w:type="dxa" w:w="30"/>
+              <w:right w:type="dxa" w:w="90"/>
+            </w:tcMar>
+            <w:vAlign w:val="top"/>
+          </w:tcPr>
+          <w:p>
+            <w:pPr>
+              <w:spacing w:after="0"/>
             </w:pPr>
             <w:r>
               <w:rPr>
@@ -9708,16 +9708,16 @@
           <w:tcPr>
             <w:tcW w:type="dxa" w:w="3000"/>
             <w:tcMar>
-              <w:top w:type="dxa" w:w="35"/>
+              <w:top w:type="dxa" w:w="25"/>
               <w:left w:type="dxa" w:w="110"/>
-              <w:bottom w:type="dxa" w:w="45"/>
-              <w:right w:type="dxa" w:w="90"/>
-            </w:tcMar>
-            <w:vAlign w:val="top"/>
-          </w:tcPr>
-          <w:p>
-            <w:pPr>
-              <w:spacing w:after="10"/>
+              <w:bottom w:type="dxa" w:w="30"/>
+              <w:right w:type="dxa" w:w="90"/>
+            </w:tcMar>
+            <w:vAlign w:val="top"/>
+          </w:tcPr>
+          <w:p>
+            <w:pPr>
+              <w:spacing w:after="0"/>
             </w:pPr>
             <w:r>
               <w:rPr>
@@ -9753,16 +9753,16 @@
           <w:tcPr>
             <w:tcW w:type="dxa" w:w="3000"/>
             <w:tcMar>
-              <w:top w:type="dxa" w:w="35"/>
+              <w:top w:type="dxa" w:w="25"/>
               <w:left w:type="dxa" w:w="110"/>
-              <w:bottom w:type="dxa" w:w="45"/>
-              <w:right w:type="dxa" w:w="90"/>
-            </w:tcMar>
-            <w:vAlign w:val="top"/>
-          </w:tcPr>
-          <w:p>
-            <w:pPr>
-              <w:spacing w:after="10"/>
+              <w:bottom w:type="dxa" w:w="30"/>
+              <w:right w:type="dxa" w:w="90"/>
+            </w:tcMar>
+            <w:vAlign w:val="top"/>
+          </w:tcPr>
+          <w:p>
+            <w:pPr>
+              <w:spacing w:after="0"/>
             </w:pPr>
             <w:r>
               <w:rPr>
@@ -9921,7 +9921,7 @@
           <w:sz w:val="18"/>
           <w:szCs w:val="18"/>
         </w:rPr>
-        <w:t xml:space="preserve">Later faults: two values, other sectors, a REFERENCE that points on, or TIME-CRITICAL. "ASK MED → …": the Liaison asks Medical for that reference; the answer is a number or a sector's name to follow.</w:t>
+        <w:t xml:space="preserve">Later faults: two or three values, other sectors, a REFERENCE that points on, or TIME-CRITICAL. "ASK MED → …": the Liaison asks Medical for that reference; the answer is a number or a sector's name to follow.</w:t>
       </w:r>
     </w:p>
     <w:tbl>
@@ -9950,9 +9950,9 @@
             <w:tcW w:type="dxa" w:w="3000"/>
             <w:shd w:fill="E6E6E6" w:color="auto" w:val="clear"/>
             <w:tcMar>
-              <w:top w:type="dxa" w:w="30"/>
+              <w:top w:type="dxa" w:w="20"/>
               <w:left w:type="dxa" w:w="110"/>
-              <w:bottom w:type="dxa" w:w="30"/>
+              <w:bottom w:type="dxa" w:w="20"/>
               <w:right w:type="dxa" w:w="90"/>
             </w:tcMar>
             <w:vAlign w:val="center"/>
@@ -9980,9 +9980,9 @@
             <w:gridSpan w:val="2"/>
             <w:shd w:fill="E6E6E6" w:color="auto" w:val="clear"/>
             <w:tcMar>
-              <w:top w:type="dxa" w:w="30"/>
+              <w:top w:type="dxa" w:w="20"/>
               <w:left w:type="dxa" w:w="110"/>
-              <w:bottom w:type="dxa" w:w="30"/>
+              <w:bottom w:type="dxa" w:w="20"/>
               <w:right w:type="dxa" w:w="90"/>
             </w:tcMar>
             <w:vAlign w:val="center"/>
@@ -10013,16 +10013,16 @@
           <w:tcPr>
             <w:tcW w:type="dxa" w:w="3000"/>
             <w:tcMar>
-              <w:top w:type="dxa" w:w="35"/>
+              <w:top w:type="dxa" w:w="25"/>
               <w:left w:type="dxa" w:w="110"/>
-              <w:bottom w:type="dxa" w:w="45"/>
-              <w:right w:type="dxa" w:w="90"/>
-            </w:tcMar>
-            <w:vAlign w:val="top"/>
-          </w:tcPr>
-          <w:p>
-            <w:pPr>
-              <w:spacing w:after="10"/>
+              <w:bottom w:type="dxa" w:w="30"/>
+              <w:right w:type="dxa" w:w="90"/>
+            </w:tcMar>
+            <w:vAlign w:val="top"/>
+          </w:tcPr>
+          <w:p>
+            <w:pPr>
+              <w:spacing w:after="0"/>
             </w:pPr>
             <w:r>
               <w:rPr>
@@ -10058,16 +10058,16 @@
           <w:tcPr>
             <w:tcW w:type="dxa" w:w="3000"/>
             <w:tcMar>
-              <w:top w:type="dxa" w:w="35"/>
+              <w:top w:type="dxa" w:w="25"/>
               <w:left w:type="dxa" w:w="110"/>
-              <w:bottom w:type="dxa" w:w="45"/>
-              <w:right w:type="dxa" w:w="90"/>
-            </w:tcMar>
-            <w:vAlign w:val="top"/>
-          </w:tcPr>
-          <w:p>
-            <w:pPr>
-              <w:spacing w:after="10"/>
+              <w:bottom w:type="dxa" w:w="30"/>
+              <w:right w:type="dxa" w:w="90"/>
+            </w:tcMar>
+            <w:vAlign w:val="top"/>
+          </w:tcPr>
+          <w:p>
+            <w:pPr>
+              <w:spacing w:after="0"/>
             </w:pPr>
             <w:r>
               <w:rPr>
@@ -10103,16 +10103,16 @@
           <w:tcPr>
             <w:tcW w:type="dxa" w:w="3000"/>
             <w:tcMar>
-              <w:top w:type="dxa" w:w="35"/>
+              <w:top w:type="dxa" w:w="25"/>
               <w:left w:type="dxa" w:w="110"/>
-              <w:bottom w:type="dxa" w:w="45"/>
-              <w:right w:type="dxa" w:w="90"/>
-            </w:tcMar>
-            <w:vAlign w:val="top"/>
-          </w:tcPr>
-          <w:p>
-            <w:pPr>
-              <w:spacing w:after="10"/>
+              <w:bottom w:type="dxa" w:w="30"/>
+              <w:right w:type="dxa" w:w="90"/>
+            </w:tcMar>
+            <w:vAlign w:val="top"/>
+          </w:tcPr>
+          <w:p>
+            <w:pPr>
+              <w:spacing w:after="0"/>
             </w:pPr>
             <w:r>
               <w:rPr>
@@ -10197,16 +10197,16 @@
           <w:tcPr>
             <w:tcW w:type="dxa" w:w="3000"/>
             <w:tcMar>
-              <w:top w:type="dxa" w:w="35"/>
+              <w:top w:type="dxa" w:w="25"/>
               <w:left w:type="dxa" w:w="110"/>
-              <w:bottom w:type="dxa" w:w="45"/>
-              <w:right w:type="dxa" w:w="90"/>
-            </w:tcMar>
-            <w:vAlign w:val="top"/>
-          </w:tcPr>
-          <w:p>
-            <w:pPr>
-              <w:spacing w:after="10"/>
+              <w:bottom w:type="dxa" w:w="30"/>
+              <w:right w:type="dxa" w:w="90"/>
+            </w:tcMar>
+            <w:vAlign w:val="top"/>
+          </w:tcPr>
+          <w:p>
+            <w:pPr>
+              <w:spacing w:after="0"/>
             </w:pPr>
             <w:r>
               <w:rPr>
@@ -10242,16 +10242,16 @@
           <w:tcPr>
             <w:tcW w:type="dxa" w:w="3000"/>
             <w:tcMar>
-              <w:top w:type="dxa" w:w="35"/>
+              <w:top w:type="dxa" w:w="25"/>
               <w:left w:type="dxa" w:w="110"/>
-              <w:bottom w:type="dxa" w:w="45"/>
-              <w:right w:type="dxa" w:w="90"/>
-            </w:tcMar>
-            <w:vAlign w:val="top"/>
-          </w:tcPr>
-          <w:p>
-            <w:pPr>
-              <w:spacing w:after="10"/>
+              <w:bottom w:type="dxa" w:w="30"/>
+              <w:right w:type="dxa" w:w="90"/>
+            </w:tcMar>
+            <w:vAlign w:val="top"/>
+          </w:tcPr>
+          <w:p>
+            <w:pPr>
+              <w:spacing w:after="0"/>
             </w:pPr>
             <w:r>
               <w:rPr>
@@ -10287,16 +10287,16 @@
           <w:tcPr>
             <w:tcW w:type="dxa" w:w="3000"/>
             <w:tcMar>
-              <w:top w:type="dxa" w:w="35"/>
+              <w:top w:type="dxa" w:w="25"/>
               <w:left w:type="dxa" w:w="110"/>
-              <w:bottom w:type="dxa" w:w="45"/>
-              <w:right w:type="dxa" w:w="90"/>
-            </w:tcMar>
-            <w:vAlign w:val="top"/>
-          </w:tcPr>
-          <w:p>
-            <w:pPr>
-              <w:spacing w:after="10"/>
+              <w:bottom w:type="dxa" w:w="30"/>
+              <w:right w:type="dxa" w:w="90"/>
+            </w:tcMar>
+            <w:vAlign w:val="top"/>
+          </w:tcPr>
+          <w:p>
+            <w:pPr>
+              <w:spacing w:after="0"/>
             </w:pPr>
             <w:r>
               <w:rPr>
@@ -10332,7 +10332,7 @@
     </w:tbl>
     <w:p>
       <w:pPr>
-        <w:spacing w:after="40"/>
+        <w:spacing w:after="24"/>
       </w:pPr>
     </w:p>
     <w:tbl>
@@ -10361,9 +10361,9 @@
             <w:tcW w:type="dxa" w:w="3000"/>
             <w:shd w:fill="E6E6E6" w:color="auto" w:val="clear"/>
             <w:tcMar>
-              <w:top w:type="dxa" w:w="30"/>
+              <w:top w:type="dxa" w:w="20"/>
               <w:left w:type="dxa" w:w="110"/>
-              <w:bottom w:type="dxa" w:w="30"/>
+              <w:bottom w:type="dxa" w:w="20"/>
               <w:right w:type="dxa" w:w="90"/>
             </w:tcMar>
             <w:vAlign w:val="center"/>
@@ -10391,9 +10391,9 @@
             <w:gridSpan w:val="2"/>
             <w:shd w:fill="E6E6E6" w:color="auto" w:val="clear"/>
             <w:tcMar>
-              <w:top w:type="dxa" w:w="30"/>
+              <w:top w:type="dxa" w:w="20"/>
               <w:left w:type="dxa" w:w="110"/>
-              <w:bottom w:type="dxa" w:w="30"/>
+              <w:bottom w:type="dxa" w:w="20"/>
               <w:right w:type="dxa" w:w="90"/>
             </w:tcMar>
             <w:vAlign w:val="center"/>
@@ -10424,16 +10424,16 @@
           <w:tcPr>
             <w:tcW w:type="dxa" w:w="3000"/>
             <w:tcMar>
-              <w:top w:type="dxa" w:w="35"/>
+              <w:top w:type="dxa" w:w="25"/>
               <w:left w:type="dxa" w:w="110"/>
-              <w:bottom w:type="dxa" w:w="45"/>
-              <w:right w:type="dxa" w:w="90"/>
-            </w:tcMar>
-            <w:vAlign w:val="top"/>
-          </w:tcPr>
-          <w:p>
-            <w:pPr>
-              <w:spacing w:after="10"/>
+              <w:bottom w:type="dxa" w:w="30"/>
+              <w:right w:type="dxa" w:w="90"/>
+            </w:tcMar>
+            <w:vAlign w:val="top"/>
+          </w:tcPr>
+          <w:p>
+            <w:pPr>
+              <w:spacing w:after="0"/>
             </w:pPr>
             <w:r>
               <w:rPr>
@@ -10469,16 +10469,16 @@
           <w:tcPr>
             <w:tcW w:type="dxa" w:w="3000"/>
             <w:tcMar>
-              <w:top w:type="dxa" w:w="35"/>
+              <w:top w:type="dxa" w:w="25"/>
               <w:left w:type="dxa" w:w="110"/>
-              <w:bottom w:type="dxa" w:w="45"/>
-              <w:right w:type="dxa" w:w="90"/>
-            </w:tcMar>
-            <w:vAlign w:val="top"/>
-          </w:tcPr>
-          <w:p>
-            <w:pPr>
-              <w:spacing w:after="10"/>
+              <w:bottom w:type="dxa" w:w="30"/>
+              <w:right w:type="dxa" w:w="90"/>
+            </w:tcMar>
+            <w:vAlign w:val="top"/>
+          </w:tcPr>
+          <w:p>
+            <w:pPr>
+              <w:spacing w:after="0"/>
             </w:pPr>
             <w:r>
               <w:rPr>
@@ -10514,16 +10514,16 @@
           <w:tcPr>
             <w:tcW w:type="dxa" w:w="3000"/>
             <w:tcMar>
-              <w:top w:type="dxa" w:w="35"/>
+              <w:top w:type="dxa" w:w="25"/>
               <w:left w:type="dxa" w:w="110"/>
-              <w:bottom w:type="dxa" w:w="45"/>
-              <w:right w:type="dxa" w:w="90"/>
-            </w:tcMar>
-            <w:vAlign w:val="top"/>
-          </w:tcPr>
-          <w:p>
-            <w:pPr>
-              <w:spacing w:after="10"/>
+              <w:bottom w:type="dxa" w:w="30"/>
+              <w:right w:type="dxa" w:w="90"/>
+            </w:tcMar>
+            <w:vAlign w:val="top"/>
+          </w:tcPr>
+          <w:p>
+            <w:pPr>
+              <w:spacing w:after="0"/>
             </w:pPr>
             <w:r>
               <w:rPr>
@@ -10608,16 +10608,16 @@
           <w:tcPr>
             <w:tcW w:type="dxa" w:w="3000"/>
             <w:tcMar>
-              <w:top w:type="dxa" w:w="35"/>
+              <w:top w:type="dxa" w:w="25"/>
               <w:left w:type="dxa" w:w="110"/>
-              <w:bottom w:type="dxa" w:w="45"/>
-              <w:right w:type="dxa" w:w="90"/>
-            </w:tcMar>
-            <w:vAlign w:val="top"/>
-          </w:tcPr>
-          <w:p>
-            <w:pPr>
-              <w:spacing w:after="10"/>
+              <w:bottom w:type="dxa" w:w="30"/>
+              <w:right w:type="dxa" w:w="90"/>
+            </w:tcMar>
+            <w:vAlign w:val="top"/>
+          </w:tcPr>
+          <w:p>
+            <w:pPr>
+              <w:spacing w:after="0"/>
             </w:pPr>
             <w:r>
               <w:rPr>
@@ -10669,16 +10669,16 @@
           <w:tcPr>
             <w:tcW w:type="dxa" w:w="3000"/>
             <w:tcMar>
-              <w:top w:type="dxa" w:w="35"/>
+              <w:top w:type="dxa" w:w="25"/>
               <w:left w:type="dxa" w:w="110"/>
-              <w:bottom w:type="dxa" w:w="45"/>
-              <w:right w:type="dxa" w:w="90"/>
-            </w:tcMar>
-            <w:vAlign w:val="top"/>
-          </w:tcPr>
-          <w:p>
-            <w:pPr>
-              <w:spacing w:after="10"/>
+              <w:bottom w:type="dxa" w:w="30"/>
+              <w:right w:type="dxa" w:w="90"/>
+            </w:tcMar>
+            <w:vAlign w:val="top"/>
+          </w:tcPr>
+          <w:p>
+            <w:pPr>
+              <w:spacing w:after="0"/>
             </w:pPr>
             <w:r>
               <w:rPr>
@@ -10714,16 +10714,16 @@
           <w:tcPr>
             <w:tcW w:type="dxa" w:w="3000"/>
             <w:tcMar>
-              <w:top w:type="dxa" w:w="35"/>
+              <w:top w:type="dxa" w:w="25"/>
               <w:left w:type="dxa" w:w="110"/>
-              <w:bottom w:type="dxa" w:w="45"/>
-              <w:right w:type="dxa" w:w="90"/>
-            </w:tcMar>
-            <w:vAlign w:val="top"/>
-          </w:tcPr>
-          <w:p>
-            <w:pPr>
-              <w:spacing w:after="10"/>
+              <w:bottom w:type="dxa" w:w="30"/>
+              <w:right w:type="dxa" w:w="90"/>
+            </w:tcMar>
+            <w:vAlign w:val="top"/>
+          </w:tcPr>
+          <w:p>
+            <w:pPr>
+              <w:spacing w:after="0"/>
             </w:pPr>
             <w:r>
               <w:rPr>
@@ -10759,7 +10759,7 @@
     </w:tbl>
     <w:p>
       <w:pPr>
-        <w:spacing w:after="40"/>
+        <w:spacing w:after="24"/>
       </w:pPr>
     </w:p>
     <w:tbl>
@@ -10788,9 +10788,9 @@
             <w:tcW w:type="dxa" w:w="3000"/>
             <w:shd w:fill="E6E6E6" w:color="auto" w:val="clear"/>
             <w:tcMar>
-              <w:top w:type="dxa" w:w="30"/>
+              <w:top w:type="dxa" w:w="20"/>
               <w:left w:type="dxa" w:w="110"/>
-              <w:bottom w:type="dxa" w:w="30"/>
+              <w:bottom w:type="dxa" w:w="20"/>
               <w:right w:type="dxa" w:w="90"/>
             </w:tcMar>
             <w:vAlign w:val="center"/>
@@ -10818,9 +10818,9 @@
             <w:gridSpan w:val="2"/>
             <w:shd w:fill="E6E6E6" w:color="auto" w:val="clear"/>
             <w:tcMar>
-              <w:top w:type="dxa" w:w="30"/>
+              <w:top w:type="dxa" w:w="20"/>
               <w:left w:type="dxa" w:w="110"/>
-              <w:bottom w:type="dxa" w:w="30"/>
+              <w:bottom w:type="dxa" w:w="20"/>
               <w:right w:type="dxa" w:w="90"/>
             </w:tcMar>
             <w:vAlign w:val="center"/>
@@ -10851,16 +10851,16 @@
           <w:tcPr>
             <w:tcW w:type="dxa" w:w="3000"/>
             <w:tcMar>
-              <w:top w:type="dxa" w:w="35"/>
+              <w:top w:type="dxa" w:w="25"/>
               <w:left w:type="dxa" w:w="110"/>
-              <w:bottom w:type="dxa" w:w="45"/>
-              <w:right w:type="dxa" w:w="90"/>
-            </w:tcMar>
-            <w:vAlign w:val="top"/>
-          </w:tcPr>
-          <w:p>
-            <w:pPr>
-              <w:spacing w:after="10"/>
+              <w:bottom w:type="dxa" w:w="30"/>
+              <w:right w:type="dxa" w:w="90"/>
+            </w:tcMar>
+            <w:vAlign w:val="top"/>
+          </w:tcPr>
+          <w:p>
+            <w:pPr>
+              <w:spacing w:after="0"/>
             </w:pPr>
             <w:r>
               <w:rPr>
@@ -10896,16 +10896,16 @@
           <w:tcPr>
             <w:tcW w:type="dxa" w:w="3000"/>
             <w:tcMar>
-              <w:top w:type="dxa" w:w="35"/>
+              <w:top w:type="dxa" w:w="25"/>
               <w:left w:type="dxa" w:w="110"/>
-              <w:bottom w:type="dxa" w:w="45"/>
-              <w:right w:type="dxa" w:w="90"/>
-            </w:tcMar>
-            <w:vAlign w:val="top"/>
-          </w:tcPr>
-          <w:p>
-            <w:pPr>
-              <w:spacing w:after="10"/>
+              <w:bottom w:type="dxa" w:w="30"/>
+              <w:right w:type="dxa" w:w="90"/>
+            </w:tcMar>
+            <w:vAlign w:val="top"/>
+          </w:tcPr>
+          <w:p>
+            <w:pPr>
+              <w:spacing w:after="0"/>
             </w:pPr>
             <w:r>
               <w:rPr>
@@ -10941,16 +10941,16 @@
           <w:tcPr>
             <w:tcW w:type="dxa" w:w="3000"/>
             <w:tcMar>
-              <w:top w:type="dxa" w:w="35"/>
+              <w:top w:type="dxa" w:w="25"/>
               <w:left w:type="dxa" w:w="110"/>
-              <w:bottom w:type="dxa" w:w="45"/>
-              <w:right w:type="dxa" w:w="90"/>
-            </w:tcMar>
-            <w:vAlign w:val="top"/>
-          </w:tcPr>
-          <w:p>
-            <w:pPr>
-              <w:spacing w:after="10"/>
+              <w:bottom w:type="dxa" w:w="30"/>
+              <w:right w:type="dxa" w:w="90"/>
+            </w:tcMar>
+            <w:vAlign w:val="top"/>
+          </w:tcPr>
+          <w:p>
+            <w:pPr>
+              <w:spacing w:after="0"/>
             </w:pPr>
             <w:r>
               <w:rPr>
@@ -11035,16 +11035,16 @@
           <w:tcPr>
             <w:tcW w:type="dxa" w:w="3000"/>
             <w:tcMar>
-              <w:top w:type="dxa" w:w="35"/>
+              <w:top w:type="dxa" w:w="25"/>
               <w:left w:type="dxa" w:w="110"/>
-              <w:bottom w:type="dxa" w:w="45"/>
-              <w:right w:type="dxa" w:w="90"/>
-            </w:tcMar>
-            <w:vAlign w:val="top"/>
-          </w:tcPr>
-          <w:p>
-            <w:pPr>
-              <w:spacing w:after="10"/>
+              <w:bottom w:type="dxa" w:w="30"/>
+              <w:right w:type="dxa" w:w="90"/>
+            </w:tcMar>
+            <w:vAlign w:val="top"/>
+          </w:tcPr>
+          <w:p>
+            <w:pPr>
+              <w:spacing w:after="0"/>
             </w:pPr>
             <w:r>
               <w:rPr>
@@ -11096,16 +11096,16 @@
           <w:tcPr>
             <w:tcW w:type="dxa" w:w="3000"/>
             <w:tcMar>
-              <w:top w:type="dxa" w:w="35"/>
+              <w:top w:type="dxa" w:w="25"/>
               <w:left w:type="dxa" w:w="110"/>
-              <w:bottom w:type="dxa" w:w="45"/>
-              <w:right w:type="dxa" w:w="90"/>
-            </w:tcMar>
-            <w:vAlign w:val="top"/>
-          </w:tcPr>
-          <w:p>
-            <w:pPr>
-              <w:spacing w:after="10"/>
+              <w:bottom w:type="dxa" w:w="30"/>
+              <w:right w:type="dxa" w:w="90"/>
+            </w:tcMar>
+            <w:vAlign w:val="top"/>
+          </w:tcPr>
+          <w:p>
+            <w:pPr>
+              <w:spacing w:after="0"/>
             </w:pPr>
             <w:r>
               <w:rPr>
@@ -11157,16 +11157,16 @@
           <w:tcPr>
             <w:tcW w:type="dxa" w:w="3000"/>
             <w:tcMar>
-              <w:top w:type="dxa" w:w="35"/>
+              <w:top w:type="dxa" w:w="25"/>
               <w:left w:type="dxa" w:w="110"/>
-              <w:bottom w:type="dxa" w:w="45"/>
-              <w:right w:type="dxa" w:w="90"/>
-            </w:tcMar>
-            <w:vAlign w:val="top"/>
-          </w:tcPr>
-          <w:p>
-            <w:pPr>
-              <w:spacing w:after="10"/>
+              <w:bottom w:type="dxa" w:w="30"/>
+              <w:right w:type="dxa" w:w="90"/>
+            </w:tcMar>
+            <w:vAlign w:val="top"/>
+          </w:tcPr>
+          <w:p>
+            <w:pPr>
+              <w:spacing w:after="0"/>
             </w:pPr>
             <w:r>
               <w:rPr>
@@ -11178,13 +11178,59 @@
                 <w:sz w:val="13"/>
                 <w:szCs w:val="13"/>
               </w:rPr>
-              <w:t xml:space="preserve">ENTER</w:t>
-            </w:r>
-          </w:p>
-          <w:p>
-            <w:pPr>
-              <w:spacing w:after="0"/>
-            </w:pPr>
+              <w:t xml:space="preserve">VALUE 3</w:t>
+            </w:r>
+          </w:p>
+          <w:p>
+            <w:pPr>
+              <w:spacing w:after="0"/>
+            </w:pPr>
+            <w:r>
+              <w:rPr>
+                <w:rFonts w:ascii="Arial" w:cs="Arial" w:eastAsia="Arial" w:hAnsi="Arial"/>
+                <w:b/>
+                <w:bCs/>
+                <w:color w:val="000000"/>
+                <w:sz w:val="19"/>
+                <w:szCs w:val="19"/>
+              </w:rPr>
+              <w:t xml:space="preserve">WTR → Table W-4 → Emergency Tank</w:t>
+            </w:r>
+          </w:p>
+        </w:tc>
+      </w:tr>
+      <w:tr>
+        <w:trPr>
+          <w:cantSplit/>
+        </w:trPr>
+        <w:tc>
+          <w:tcPr>
+            <w:tcW w:type="dxa" w:w="9026"/>
+            <w:gridSpan w:val="3"/>
+            <w:tcMar>
+              <w:top w:type="dxa" w:w="20"/>
+              <w:left w:type="dxa" w:w="110"/>
+              <w:bottom w:type="dxa" w:w="25"/>
+              <w:right w:type="dxa" w:w="90"/>
+            </w:tcMar>
+            <w:vAlign w:val="center"/>
+          </w:tcPr>
+          <w:p>
+            <w:pPr>
+              <w:spacing w:after="0"/>
+            </w:pPr>
+            <w:r>
+              <w:rPr>
+                <w:rFonts w:ascii="Arial" w:cs="Arial" w:eastAsia="Arial" w:hAnsi="Arial"/>
+                <w:b/>
+                <w:bCs/>
+                <w:color w:val="555555"/>
+                <w:spacing w:val="60"/>
+                <w:sz w:val="13"/>
+                <w:szCs w:val="13"/>
+              </w:rPr>
+              <w:t xml:space="preserve">ENTER    </w:t>
+            </w:r>
             <w:r>
               <w:rPr>
                 <w:rFonts w:ascii="Courier New" w:cs="Courier New" w:eastAsia="Courier New" w:hAnsi="Courier New"/>
@@ -11194,7 +11240,7 @@
                 <w:sz w:val="22"/>
                 <w:szCs w:val="22"/>
               </w:rPr>
-              <w:t xml:space="preserve">P-08-[VALUE]-[VALUE 2]</w:t>
+              <w:t xml:space="preserve">P-08-[VALUE]-[VALUE 2]-[VALUE 3]</w:t>
             </w:r>
           </w:p>
         </w:tc>
@@ -11202,7 +11248,7 @@
     </w:tbl>
     <w:p>
       <w:pPr>
-        <w:spacing w:after="40"/>
+        <w:spacing w:after="24"/>
       </w:pPr>
     </w:p>
     <w:tbl>
@@ -11231,9 +11277,9 @@
             <w:tcW w:type="dxa" w:w="3000"/>
             <w:shd w:fill="E6E6E6" w:color="auto" w:val="clear"/>
             <w:tcMar>
-              <w:top w:type="dxa" w:w="30"/>
+              <w:top w:type="dxa" w:w="20"/>
               <w:left w:type="dxa" w:w="110"/>
-              <w:bottom w:type="dxa" w:w="30"/>
+              <w:bottom w:type="dxa" w:w="20"/>
               <w:right w:type="dxa" w:w="90"/>
             </w:tcMar>
             <w:vAlign w:val="center"/>
@@ -11261,9 +11307,9 @@
             <w:gridSpan w:val="2"/>
             <w:shd w:fill="E6E6E6" w:color="auto" w:val="clear"/>
             <w:tcMar>
-              <w:top w:type="dxa" w:w="30"/>
+              <w:top w:type="dxa" w:w="20"/>
               <w:left w:type="dxa" w:w="110"/>
-              <w:bottom w:type="dxa" w:w="30"/>
+              <w:bottom w:type="dxa" w:w="20"/>
               <w:right w:type="dxa" w:w="90"/>
             </w:tcMar>
             <w:vAlign w:val="center"/>
@@ -11294,16 +11340,16 @@
           <w:tcPr>
             <w:tcW w:type="dxa" w:w="3000"/>
             <w:tcMar>
-              <w:top w:type="dxa" w:w="35"/>
+              <w:top w:type="dxa" w:w="25"/>
               <w:left w:type="dxa" w:w="110"/>
-              <w:bottom w:type="dxa" w:w="45"/>
-              <w:right w:type="dxa" w:w="90"/>
-            </w:tcMar>
-            <w:vAlign w:val="top"/>
-          </w:tcPr>
-          <w:p>
-            <w:pPr>
-              <w:spacing w:after="10"/>
+              <w:bottom w:type="dxa" w:w="30"/>
+              <w:right w:type="dxa" w:w="90"/>
+            </w:tcMar>
+            <w:vAlign w:val="top"/>
+          </w:tcPr>
+          <w:p>
+            <w:pPr>
+              <w:spacing w:after="0"/>
             </w:pPr>
             <w:r>
               <w:rPr>
@@ -11339,16 +11385,16 @@
           <w:tcPr>
             <w:tcW w:type="dxa" w:w="3000"/>
             <w:tcMar>
-              <w:top w:type="dxa" w:w="35"/>
+              <w:top w:type="dxa" w:w="25"/>
               <w:left w:type="dxa" w:w="110"/>
-              <w:bottom w:type="dxa" w:w="45"/>
-              <w:right w:type="dxa" w:w="90"/>
-            </w:tcMar>
-            <w:vAlign w:val="top"/>
-          </w:tcPr>
-          <w:p>
-            <w:pPr>
-              <w:spacing w:after="10"/>
+              <w:bottom w:type="dxa" w:w="30"/>
+              <w:right w:type="dxa" w:w="90"/>
+            </w:tcMar>
+            <w:vAlign w:val="top"/>
+          </w:tcPr>
+          <w:p>
+            <w:pPr>
+              <w:spacing w:after="0"/>
             </w:pPr>
             <w:r>
               <w:rPr>
@@ -11384,16 +11430,16 @@
           <w:tcPr>
             <w:tcW w:type="dxa" w:w="3000"/>
             <w:tcMar>
-              <w:top w:type="dxa" w:w="35"/>
+              <w:top w:type="dxa" w:w="25"/>
               <w:left w:type="dxa" w:w="110"/>
-              <w:bottom w:type="dxa" w:w="45"/>
-              <w:right w:type="dxa" w:w="90"/>
-            </w:tcMar>
-            <w:vAlign w:val="top"/>
-          </w:tcPr>
-          <w:p>
-            <w:pPr>
-              <w:spacing w:after="10"/>
+              <w:bottom w:type="dxa" w:w="30"/>
+              <w:right w:type="dxa" w:w="90"/>
+            </w:tcMar>
+            <w:vAlign w:val="top"/>
+          </w:tcPr>
+          <w:p>
+            <w:pPr>
+              <w:spacing w:after="0"/>
             </w:pPr>
             <w:r>
               <w:rPr>
@@ -11478,16 +11524,16 @@
           <w:tcPr>
             <w:tcW w:type="dxa" w:w="3000"/>
             <w:tcMar>
-              <w:top w:type="dxa" w:w="35"/>
+              <w:top w:type="dxa" w:w="25"/>
               <w:left w:type="dxa" w:w="110"/>
-              <w:bottom w:type="dxa" w:w="45"/>
-              <w:right w:type="dxa" w:w="90"/>
-            </w:tcMar>
-            <w:vAlign w:val="top"/>
-          </w:tcPr>
-          <w:p>
-            <w:pPr>
-              <w:spacing w:after="10"/>
+              <w:bottom w:type="dxa" w:w="30"/>
+              <w:right w:type="dxa" w:w="90"/>
+            </w:tcMar>
+            <w:vAlign w:val="top"/>
+          </w:tcPr>
+          <w:p>
+            <w:pPr>
+              <w:spacing w:after="0"/>
             </w:pPr>
             <w:r>
               <w:rPr>
@@ -11523,16 +11569,16 @@
           <w:tcPr>
             <w:tcW w:type="dxa" w:w="3000"/>
             <w:tcMar>
-              <w:top w:type="dxa" w:w="35"/>
+              <w:top w:type="dxa" w:w="25"/>
               <w:left w:type="dxa" w:w="110"/>
-              <w:bottom w:type="dxa" w:w="45"/>
-              <w:right w:type="dxa" w:w="90"/>
-            </w:tcMar>
-            <w:vAlign w:val="top"/>
-          </w:tcPr>
-          <w:p>
-            <w:pPr>
-              <w:spacing w:after="10"/>
+              <w:bottom w:type="dxa" w:w="30"/>
+              <w:right w:type="dxa" w:w="90"/>
+            </w:tcMar>
+            <w:vAlign w:val="top"/>
+          </w:tcPr>
+          <w:p>
+            <w:pPr>
+              <w:spacing w:after="0"/>
             </w:pPr>
             <w:r>
               <w:rPr>
@@ -11568,16 +11614,16 @@
           <w:tcPr>
             <w:tcW w:type="dxa" w:w="3000"/>
             <w:tcMar>
-              <w:top w:type="dxa" w:w="35"/>
+              <w:top w:type="dxa" w:w="25"/>
               <w:left w:type="dxa" w:w="110"/>
-              <w:bottom w:type="dxa" w:w="45"/>
-              <w:right w:type="dxa" w:w="90"/>
-            </w:tcMar>
-            <w:vAlign w:val="top"/>
-          </w:tcPr>
-          <w:p>
-            <w:pPr>
-              <w:spacing w:after="10"/>
+              <w:bottom w:type="dxa" w:w="30"/>
+              <w:right w:type="dxa" w:w="90"/>
+            </w:tcMar>
+            <w:vAlign w:val="top"/>
+          </w:tcPr>
+          <w:p>
+            <w:pPr>
+              <w:spacing w:after="0"/>
             </w:pPr>
             <w:r>
               <w:rPr>
@@ -11589,13 +11635,59 @@
                 <w:sz w:val="13"/>
                 <w:szCs w:val="13"/>
               </w:rPr>
-              <w:t xml:space="preserve">ENTER</w:t>
-            </w:r>
-          </w:p>
-          <w:p>
-            <w:pPr>
-              <w:spacing w:after="0"/>
-            </w:pPr>
+              <w:t xml:space="preserve">VALUE 3</w:t>
+            </w:r>
+          </w:p>
+          <w:p>
+            <w:pPr>
+              <w:spacing w:after="0"/>
+            </w:pPr>
+            <w:r>
+              <w:rPr>
+                <w:rFonts w:ascii="Arial" w:cs="Arial" w:eastAsia="Arial" w:hAnsi="Arial"/>
+                <w:b/>
+                <w:bCs/>
+                <w:color w:val="000000"/>
+                <w:sz w:val="19"/>
+                <w:szCs w:val="19"/>
+              </w:rPr>
+              <w:t xml:space="preserve">YOUR Table M-2 → Surgical Suite</w:t>
+            </w:r>
+          </w:p>
+        </w:tc>
+      </w:tr>
+      <w:tr>
+        <w:trPr>
+          <w:cantSplit/>
+        </w:trPr>
+        <w:tc>
+          <w:tcPr>
+            <w:tcW w:type="dxa" w:w="9026"/>
+            <w:gridSpan w:val="3"/>
+            <w:tcMar>
+              <w:top w:type="dxa" w:w="20"/>
+              <w:left w:type="dxa" w:w="110"/>
+              <w:bottom w:type="dxa" w:w="25"/>
+              <w:right w:type="dxa" w:w="90"/>
+            </w:tcMar>
+            <w:vAlign w:val="center"/>
+          </w:tcPr>
+          <w:p>
+            <w:pPr>
+              <w:spacing w:after="0"/>
+            </w:pPr>
+            <w:r>
+              <w:rPr>
+                <w:rFonts w:ascii="Arial" w:cs="Arial" w:eastAsia="Arial" w:hAnsi="Arial"/>
+                <w:b/>
+                <w:bCs/>
+                <w:color w:val="555555"/>
+                <w:spacing w:val="60"/>
+                <w:sz w:val="13"/>
+                <w:szCs w:val="13"/>
+              </w:rPr>
+              <w:t xml:space="preserve">ENTER    </w:t>
+            </w:r>
             <w:r>
               <w:rPr>
                 <w:rFonts w:ascii="Courier New" w:cs="Courier New" w:eastAsia="Courier New" w:hAnsi="Courier New"/>
@@ -11605,7 +11697,7 @@
                 <w:sz w:val="22"/>
                 <w:szCs w:val="22"/>
               </w:rPr>
-              <w:t xml:space="preserve">P-09-[VALUE]-[VALUE 2]</w:t>
+              <w:t xml:space="preserve">P-09-[VALUE]-[VALUE 2]-[VALUE 3]</w:t>
             </w:r>
           </w:p>
         </w:tc>
@@ -11613,7 +11705,7 @@
     </w:tbl>
     <w:p>
       <w:pPr>
-        <w:spacing w:after="40"/>
+        <w:spacing w:after="24"/>
       </w:pPr>
     </w:p>
     <w:tbl>
@@ -11642,9 +11734,9 @@
             <w:tcW w:type="dxa" w:w="3000"/>
             <w:shd w:fill="000000" w:color="auto" w:val="clear"/>
             <w:tcMar>
-              <w:top w:type="dxa" w:w="30"/>
+              <w:top w:type="dxa" w:w="20"/>
               <w:left w:type="dxa" w:w="110"/>
-              <w:bottom w:type="dxa" w:w="30"/>
+              <w:bottom w:type="dxa" w:w="20"/>
               <w:right w:type="dxa" w:w="90"/>
             </w:tcMar>
             <w:vAlign w:val="center"/>
@@ -11672,9 +11764,9 @@
             <w:gridSpan w:val="2"/>
             <w:shd w:fill="000000" w:color="auto" w:val="clear"/>
             <w:tcMar>
-              <w:top w:type="dxa" w:w="30"/>
+              <w:top w:type="dxa" w:w="20"/>
               <w:left w:type="dxa" w:w="110"/>
-              <w:bottom w:type="dxa" w:w="30"/>
+              <w:bottom w:type="dxa" w:w="20"/>
               <w:right w:type="dxa" w:w="90"/>
             </w:tcMar>
             <w:vAlign w:val="center"/>
@@ -11738,16 +11830,16 @@
           <w:tcPr>
             <w:tcW w:type="dxa" w:w="3000"/>
             <w:tcMar>
-              <w:top w:type="dxa" w:w="35"/>
+              <w:top w:type="dxa" w:w="25"/>
               <w:left w:type="dxa" w:w="110"/>
-              <w:bottom w:type="dxa" w:w="45"/>
-              <w:right w:type="dxa" w:w="90"/>
-            </w:tcMar>
-            <w:vAlign w:val="top"/>
-          </w:tcPr>
-          <w:p>
-            <w:pPr>
-              <w:spacing w:after="10"/>
+              <w:bottom w:type="dxa" w:w="30"/>
+              <w:right w:type="dxa" w:w="90"/>
+            </w:tcMar>
+            <w:vAlign w:val="top"/>
+          </w:tcPr>
+          <w:p>
+            <w:pPr>
+              <w:spacing w:after="0"/>
             </w:pPr>
             <w:r>
               <w:rPr>
@@ -11783,16 +11875,16 @@
           <w:tcPr>
             <w:tcW w:type="dxa" w:w="3000"/>
             <w:tcMar>
-              <w:top w:type="dxa" w:w="35"/>
+              <w:top w:type="dxa" w:w="25"/>
               <w:left w:type="dxa" w:w="110"/>
-              <w:bottom w:type="dxa" w:w="45"/>
-              <w:right w:type="dxa" w:w="90"/>
-            </w:tcMar>
-            <w:vAlign w:val="top"/>
-          </w:tcPr>
-          <w:p>
-            <w:pPr>
-              <w:spacing w:after="10"/>
+              <w:bottom w:type="dxa" w:w="30"/>
+              <w:right w:type="dxa" w:w="90"/>
+            </w:tcMar>
+            <w:vAlign w:val="top"/>
+          </w:tcPr>
+          <w:p>
+            <w:pPr>
+              <w:spacing w:after="0"/>
             </w:pPr>
             <w:r>
               <w:rPr>
@@ -11828,16 +11920,16 @@
           <w:tcPr>
             <w:tcW w:type="dxa" w:w="3000"/>
             <w:tcMar>
-              <w:top w:type="dxa" w:w="35"/>
+              <w:top w:type="dxa" w:w="25"/>
               <w:left w:type="dxa" w:w="110"/>
-              <w:bottom w:type="dxa" w:w="45"/>
-              <w:right w:type="dxa" w:w="90"/>
-            </w:tcMar>
-            <w:vAlign w:val="top"/>
-          </w:tcPr>
-          <w:p>
-            <w:pPr>
-              <w:spacing w:after="10"/>
+              <w:bottom w:type="dxa" w:w="30"/>
+              <w:right w:type="dxa" w:w="90"/>
+            </w:tcMar>
+            <w:vAlign w:val="top"/>
+          </w:tcPr>
+          <w:p>
+            <w:pPr>
+              <w:spacing w:after="0"/>
             </w:pPr>
             <w:r>
               <w:rPr>
@@ -11922,16 +12014,16 @@
           <w:tcPr>
             <w:tcW w:type="dxa" w:w="3000"/>
             <w:tcMar>
-              <w:top w:type="dxa" w:w="35"/>
+              <w:top w:type="dxa" w:w="25"/>
               <w:left w:type="dxa" w:w="110"/>
-              <w:bottom w:type="dxa" w:w="45"/>
-              <w:right w:type="dxa" w:w="90"/>
-            </w:tcMar>
-            <w:vAlign w:val="top"/>
-          </w:tcPr>
-          <w:p>
-            <w:pPr>
-              <w:spacing w:after="10"/>
+              <w:bottom w:type="dxa" w:w="30"/>
+              <w:right w:type="dxa" w:w="90"/>
+            </w:tcMar>
+            <w:vAlign w:val="top"/>
+          </w:tcPr>
+          <w:p>
+            <w:pPr>
+              <w:spacing w:after="0"/>
             </w:pPr>
             <w:r>
               <w:rPr>
@@ -11967,16 +12059,16 @@
           <w:tcPr>
             <w:tcW w:type="dxa" w:w="3000"/>
             <w:tcMar>
-              <w:top w:type="dxa" w:w="35"/>
+              <w:top w:type="dxa" w:w="25"/>
               <w:left w:type="dxa" w:w="110"/>
-              <w:bottom w:type="dxa" w:w="45"/>
-              <w:right w:type="dxa" w:w="90"/>
-            </w:tcMar>
-            <w:vAlign w:val="top"/>
-          </w:tcPr>
-          <w:p>
-            <w:pPr>
-              <w:spacing w:after="10"/>
+              <w:bottom w:type="dxa" w:w="30"/>
+              <w:right w:type="dxa" w:w="90"/>
+            </w:tcMar>
+            <w:vAlign w:val="top"/>
+          </w:tcPr>
+          <w:p>
+            <w:pPr>
+              <w:spacing w:after="0"/>
             </w:pPr>
             <w:r>
               <w:rPr>
@@ -12012,16 +12104,16 @@
           <w:tcPr>
             <w:tcW w:type="dxa" w:w="3000"/>
             <w:tcMar>
-              <w:top w:type="dxa" w:w="35"/>
+              <w:top w:type="dxa" w:w="25"/>
               <w:left w:type="dxa" w:w="110"/>
-              <w:bottom w:type="dxa" w:w="45"/>
-              <w:right w:type="dxa" w:w="90"/>
-            </w:tcMar>
-            <w:vAlign w:val="top"/>
-          </w:tcPr>
-          <w:p>
-            <w:pPr>
-              <w:spacing w:after="10"/>
+              <w:bottom w:type="dxa" w:w="30"/>
+              <w:right w:type="dxa" w:w="90"/>
+            </w:tcMar>
+            <w:vAlign w:val="top"/>
+          </w:tcPr>
+          <w:p>
+            <w:pPr>
+              <w:spacing w:after="0"/>
             </w:pPr>
             <w:r>
               <w:rPr>
@@ -12057,7 +12149,7 @@
     </w:tbl>
     <w:p>
       <w:pPr>
-        <w:spacing w:after="40"/>
+        <w:spacing w:after="24"/>
       </w:pPr>
     </w:p>
     <w:p>

--- a/B&W Kit/UNDERCITY_Binder_MED_BW.docx
+++ b/B&W Kit/UNDERCITY_Binder_MED_BW.docx
@@ -849,7 +849,7 @@
                 <w:sz w:val="20"/>
                 <w:szCs w:val="20"/>
               </w:rPr>
-              <w:t xml:space="preserve">8 </w:t>
+              <w:t xml:space="preserve">5 </w:t>
             </w:r>
             <w:r>
               <w:rPr>
@@ -1052,7 +1052,7 @@
           <w:sz w:val="20"/>
           <w:szCs w:val="20"/>
         </w:rPr>
-        <w:t xml:space="preserve"> Med Supply, 8 </w:t>
+        <w:t xml:space="preserve"> Med Supply, 5 </w:t>
       </w:r>
       <w:r>
         <w:rPr>
@@ -1122,7 +1122,7 @@
           <w:sz w:val="20"/>
           <w:szCs w:val="20"/>
         </w:rPr>
-        <w:t xml:space="preserve">MATCH the table to the console: INVENTORY and WORKERS 8 / 8. The console is the official count; the chits mirror it.</w:t>
+        <w:t xml:space="preserve">MATCH the table to the console: INVENTORY and WORKERS 5 / 5. The console is the official count; the chits mirror it.</w:t>
       </w:r>
     </w:p>
     <w:p>
